--- a/flow/20230914_vu_template/drafts/2024-04-g/26-ПТ-Василія.docx
+++ b/flow/20230914_vu_template/drafts/2024-04-g/26-ПТ-Василія.docx
@@ -5947,6 +5947,95 @@
     </w:p>
     <w:p>
       <w:pPr>
+        <w:pStyle w:val="a"/>
+      </w:pPr>
+      <w:r>
+        <w:rPr>
+          <w:rFonts w:ascii="Times New Roman" w:hAnsi="Times New Roman"/>
+          <w:i/>
+          <w:color w:val="FF0000"/>
+          <w:sz w:val="24"/>
+          <w:highlight w:val="white"/>
+        </w:rPr>
+        <w:t>Тропар (г. 4):</w:t>
+      </w:r>
+      <w:r>
+        <w:rPr>
+          <w:rFonts w:ascii="Times New Roman" w:hAnsi="Times New Roman"/>
+          <w:color w:val="FF0000"/>
+          <w:sz w:val="24"/>
+          <w:highlight w:val="white"/>
+        </w:rPr>
+        <w:t xml:space="preserve"> </w:t>
+      </w:r>
+      <w:r>
+        <w:rPr>
+          <w:rFonts w:ascii="Times New Roman" w:hAnsi="Times New Roman"/>
+          <w:sz w:val="24"/>
+          <w:highlight w:val="white"/>
+        </w:rPr>
+        <w:t>I звичаїв апостолів причасником і їх намісником стався ти,* знайшов ти шлях, богонатхненний, як дійти до видіння.* Задля того слово істини справляючи,* і задля віри постраждав ти аж до крови, священномученику Василію</w:t>
+      </w:r>
+      <w:r>
+        <w:rPr>
+          <w:rFonts w:ascii="Times New Roman" w:hAnsi="Times New Roman"/>
+          <w:i/>
+          <w:sz w:val="24"/>
+          <w:highlight w:val="white"/>
+        </w:rPr>
+        <w:t xml:space="preserve">,* </w:t>
+      </w:r>
+      <w:r>
+        <w:rPr>
+          <w:rFonts w:ascii="Times New Roman" w:hAnsi="Times New Roman"/>
+          <w:sz w:val="24"/>
+          <w:highlight w:val="white"/>
+        </w:rPr>
+        <w:t>моли Христа Бога, щоб спаслися душі наші.</w:t>
+      </w:r>
+      <w:r>
+        <w:rPr>
+          <w:rFonts w:ascii="Times New Roman" w:hAnsi="Times New Roman"/>
+          <w:sz w:val="24"/>
+        </w:rPr>
+      </w:r>
+    </w:p>
+    <w:p>
+      <w:pPr>
+        <w:pStyle w:val="a"/>
+      </w:pPr>
+      <w:r>
+        <w:rPr>
+          <w:rFonts w:ascii="Times New Roman" w:hAnsi="Times New Roman"/>
+          <w:b/>
+          <w:sz w:val="24"/>
+        </w:rPr>
+        <w:t xml:space="preserve">Слава, і нині: </w:t>
+      </w:r>
+      <w:r>
+        <w:rPr>
+          <w:rFonts w:ascii="Times New Roman" w:hAnsi="Times New Roman"/>
+          <w:i/>
+          <w:color w:val="FF0000"/>
+          <w:sz w:val="24"/>
+        </w:rPr>
+        <w:t xml:space="preserve">Богородичний (г. 4): </w:t>
+      </w:r>
+      <w:r>
+        <w:rPr>
+          <w:rFonts w:ascii="Times New Roman" w:hAnsi="Times New Roman"/>
+          <w:sz w:val="24"/>
+        </w:rPr>
+        <w:t>Діво пренепорочна, Мати Христа Бога!* Меч прошив твою пресвяту душу,* коли ти бачила добровільно розп'ятого Сина і Бога твого;* не переставай, Благословенна, молити його,* щоб дав нам прощення гріхів.</w:t>
+      </w:r>
+    </w:p>
+    <w:p>
+      <w:pPr>
+        <w:pStyle w:val="a"/>
+      </w:pPr>
+    </w:p>
+    <w:p>
+      <w:pPr>
         <w:pStyle w:val="Heading3"/>
         <w:spacing w:after="120" w:before="0" w:lineRule="auto"/>
         <w:jc w:val="center"/>
@@ -19826,6 +19915,109 @@
           <w:rtl w:val="0"/>
         </w:rPr>
       </w:r>
+    </w:p>
+    <w:p>
+      <w:pPr>
+        <w:pStyle w:val="a"/>
+      </w:pPr>
+      <w:r>
+        <w:rPr>
+          <w:rFonts w:ascii="Times New Roman" w:hAnsi="Times New Roman"/>
+          <w:i/>
+          <w:color w:val="FF0000"/>
+          <w:sz w:val="24"/>
+          <w:highlight w:val="white"/>
+        </w:rPr>
+        <w:t>Тропар (г. 4):</w:t>
+      </w:r>
+      <w:r>
+        <w:rPr>
+          <w:rFonts w:ascii="Times New Roman" w:hAnsi="Times New Roman"/>
+          <w:color w:val="FF0000"/>
+          <w:sz w:val="24"/>
+          <w:highlight w:val="white"/>
+        </w:rPr>
+        <w:t xml:space="preserve"> </w:t>
+      </w:r>
+      <w:r>
+        <w:rPr>
+          <w:rFonts w:ascii="Times New Roman" w:hAnsi="Times New Roman"/>
+          <w:sz w:val="24"/>
+          <w:highlight w:val="white"/>
+        </w:rPr>
+        <w:t>I звичаїв апостолів причасником і їх намісником стався ти,* знайшов ти шлях, богонатхненний, як дійти до видіння.* Задля того слово істини справляючи,* і задля віри постраждав ти аж до крови, священномученику Василію</w:t>
+      </w:r>
+      <w:r>
+        <w:rPr>
+          <w:rFonts w:ascii="Times New Roman" w:hAnsi="Times New Roman"/>
+          <w:i/>
+          <w:sz w:val="24"/>
+          <w:highlight w:val="white"/>
+        </w:rPr>
+        <w:t xml:space="preserve">,* </w:t>
+      </w:r>
+      <w:r>
+        <w:rPr>
+          <w:rFonts w:ascii="Times New Roman" w:hAnsi="Times New Roman"/>
+          <w:sz w:val="24"/>
+          <w:highlight w:val="white"/>
+        </w:rPr>
+        <w:t>моли Христа Бога, щоб спаслися душі наші.</w:t>
+      </w:r>
+      <w:r>
+        <w:rPr>
+          <w:rFonts w:ascii="Times New Roman" w:hAnsi="Times New Roman"/>
+          <w:sz w:val="24"/>
+        </w:rPr>
+      </w:r>
+    </w:p>
+    <w:p>
+      <w:pPr>
+        <w:pStyle w:val="a"/>
+      </w:pPr>
+      <w:r>
+        <w:rPr>
+          <w:rFonts w:ascii="Times New Roman" w:hAnsi="Times New Roman"/>
+          <w:b/>
+          <w:sz w:val="24"/>
+        </w:rPr>
+        <w:t xml:space="preserve">Слава, і нині: </w:t>
+      </w:r>
+      <w:r>
+        <w:rPr>
+          <w:rFonts w:ascii="Times New Roman" w:hAnsi="Times New Roman"/>
+          <w:i/>
+          <w:color w:val="FF0000"/>
+          <w:sz w:val="24"/>
+        </w:rPr>
+        <w:t xml:space="preserve">Богородичний (г. 4): </w:t>
+      </w:r>
+      <w:r>
+        <w:rPr>
+          <w:rFonts w:ascii="Times New Roman" w:hAnsi="Times New Roman"/>
+          <w:sz w:val="24"/>
+        </w:rPr>
+        <w:t xml:space="preserve">Тебе величаємо, Богородице, промовляючи:* Ти ота гора, від якої несказанно відколовся камінь* і зруйнував </w:t>
+      </w:r>
+      <w:r>
+        <w:rPr>
+          <w:rFonts w:ascii="Times New Roman" w:hAnsi="Times New Roman"/>
+          <w:sz w:val="24"/>
+        </w:rPr>
+        <w:t>адські</w:t>
+      </w:r>
+      <w:r>
+        <w:rPr>
+          <w:rFonts w:ascii="Times New Roman" w:hAnsi="Times New Roman"/>
+          <w:sz w:val="24"/>
+        </w:rPr>
+        <w:t xml:space="preserve"> брами.</w:t>
+      </w:r>
+    </w:p>
+    <w:p>
+      <w:pPr>
+        <w:pStyle w:val="a"/>
+      </w:pPr>
     </w:p>
     <w:p>
       <w:pPr>
